--- a/Myeloma rules for lines of treatment.docx
+++ b/Myeloma rules for lines of treatment.docx
@@ -34,24 +34,45 @@
         </w:numPr>
       </w:pPr>
       <w:r>
+        <w:rPr>
+          <w:highlight w:val="green"/>
+        </w:rPr>
         <w:t>If a regimen is interrupted or discontinued for any reason and the same drug or combination is restarted without any other intervening regimen, then it should be counted as a single line</w:t>
       </w:r>
       <w:r>
+        <w:rPr>
+          <w:highlight w:val="green"/>
+        </w:rPr>
         <w:t xml:space="preserve"> if re-started within 180 days.</w:t>
       </w:r>
       <w:r>
+        <w:rPr>
+          <w:highlight w:val="green"/>
+        </w:rPr>
         <w:t xml:space="preserve"> If &gt;180 </w:t>
       </w:r>
       <w:r>
+        <w:rPr>
+          <w:highlight w:val="green"/>
+        </w:rPr>
         <w:t>days,</w:t>
       </w:r>
       <w:r>
+        <w:rPr>
+          <w:highlight w:val="green"/>
+        </w:rPr>
         <w:t xml:space="preserve"> it will be considered a new line of therapy </w:t>
       </w:r>
       <w:r>
+        <w:rPr>
+          <w:highlight w:val="green"/>
+        </w:rPr>
         <w:t>(exception of transplant regimens)</w:t>
       </w:r>
       <w:r>
+        <w:rPr>
+          <w:highlight w:val="green"/>
+        </w:rPr>
         <w:t>.</w:t>
       </w:r>
     </w:p>
@@ -67,17 +88,32 @@
           <w:ilvl w:val="0"/>
           <w:numId w:val="1"/>
         </w:numPr>
-      </w:pPr>
-      <w:r>
+        <w:rPr>
+          <w:highlight w:val="green"/>
+        </w:rPr>
+      </w:pPr>
+      <w:r>
+        <w:rPr>
+          <w:highlight w:val="green"/>
+        </w:rPr>
         <w:t>A regimen is not considered to have been discontinued if some of the drugs of the regimen, but not all, have been discontinued.</w:t>
       </w:r>
       <w:r>
+        <w:rPr>
+          <w:highlight w:val="green"/>
+        </w:rPr>
         <w:t xml:space="preserve"> </w:t>
       </w:r>
       <w:r>
+        <w:rPr>
+          <w:highlight w:val="green"/>
+        </w:rPr>
         <w:t xml:space="preserve">Example: Daratumumab + Bortezomib + Dexamethasone </w:t>
       </w:r>
       <w:r>
+        <w:rPr>
+          <w:highlight w:val="green"/>
+        </w:rPr>
         <w:t xml:space="preserve">becoming Daratumumab monotherapy </w:t>
       </w:r>
     </w:p>
@@ -96,15 +132,27 @@
         </w:numPr>
       </w:pPr>
       <w:r>
+        <w:rPr>
+          <w:highlight w:val="green"/>
+        </w:rPr>
         <w:t xml:space="preserve">Addition </w:t>
       </w:r>
       <w:r>
+        <w:rPr>
+          <w:highlight w:val="green"/>
+        </w:rPr>
         <w:t xml:space="preserve">of a new drug or switching to a different drug (or combination of drugs) </w:t>
       </w:r>
       <w:r>
+        <w:rPr>
+          <w:highlight w:val="green"/>
+        </w:rPr>
         <w:t>for</w:t>
       </w:r>
       <w:r>
+        <w:rPr>
+          <w:highlight w:val="green"/>
+        </w:rPr>
         <w:t xml:space="preserve"> any reason is considered a new line of therapy</w:t>
       </w:r>
       <w:r>
@@ -152,40 +200,51 @@
         </w:numPr>
       </w:pPr>
       <w:r>
+        <w:rPr>
+          <w:highlight w:val="green"/>
+        </w:rPr>
         <w:t>I</w:t>
       </w:r>
       <w:r>
+        <w:rPr>
+          <w:highlight w:val="green"/>
+        </w:rPr>
         <w:t>n first line setting if adding in drug that should have been in first line regimen</w:t>
       </w:r>
       <w:r>
-        <w:t xml:space="preserve"> within 28 </w:t>
-      </w:r>
-      <w:commentRangeStart w:id="0"/>
-      <w:r>
-        <w:t>days</w:t>
-      </w:r>
-      <w:commentRangeEnd w:id="0"/>
-      <w:r>
-        <w:rPr>
-          <w:rStyle w:val="CommentReference"/>
-          <w:sz w:val="24"/>
-          <w:szCs w:val="24"/>
-        </w:rPr>
-        <w:commentReference w:id="0"/>
-      </w:r>
-      <w:r>
+        <w:rPr>
+          <w:highlight w:val="green"/>
+        </w:rPr>
+        <w:t xml:space="preserve"> within 28 days</w:t>
+      </w:r>
+      <w:r>
+        <w:rPr>
+          <w:highlight w:val="green"/>
+        </w:rPr>
         <w:t xml:space="preserve"> </w:t>
       </w:r>
       <w:r>
+        <w:rPr>
+          <w:highlight w:val="green"/>
+        </w:rPr>
         <w:t xml:space="preserve">to begin with e.g. </w:t>
       </w:r>
       <w:r>
+        <w:rPr>
+          <w:highlight w:val="green"/>
+        </w:rPr>
         <w:t>Bortezomib + dexamethasone becoming Bortezomib + dexamethasone + thalidomide</w:t>
       </w:r>
       <w:r>
+        <w:rPr>
+          <w:highlight w:val="green"/>
+        </w:rPr>
         <w:t xml:space="preserve"> </w:t>
       </w:r>
       <w:r>
+        <w:rPr>
+          <w:highlight w:val="green"/>
+        </w:rPr>
         <w:t>at cycle 2</w:t>
       </w:r>
     </w:p>
@@ -231,33 +290,7 @@
         </w:numPr>
       </w:pPr>
       <w:r>
-        <w:t xml:space="preserve">These are given within 180 days of </w:t>
-      </w:r>
-      <w:commentRangeStart w:id="1"/>
-      <w:commentRangeStart w:id="2"/>
-      <w:r>
-        <w:t>melphalan</w:t>
-      </w:r>
-      <w:commentRangeEnd w:id="1"/>
-      <w:r>
-        <w:rPr>
-          <w:rStyle w:val="CommentReference"/>
-          <w:sz w:val="24"/>
-          <w:szCs w:val="24"/>
-        </w:rPr>
-        <w:commentReference w:id="1"/>
-      </w:r>
-      <w:commentRangeEnd w:id="2"/>
-      <w:r>
-        <w:rPr>
-          <w:rStyle w:val="CommentReference"/>
-          <w:sz w:val="24"/>
-          <w:szCs w:val="24"/>
-        </w:rPr>
-        <w:commentReference w:id="2"/>
-      </w:r>
-      <w:r>
-        <w:t>.</w:t>
+        <w:t>These are given within 180 days of melphalan.</w:t>
       </w:r>
     </w:p>
     <w:p>
@@ -280,25 +313,49 @@
         </w:numPr>
       </w:pPr>
       <w:r>
+        <w:rPr>
+          <w:highlight w:val="green"/>
+        </w:rPr>
         <w:t xml:space="preserve">The start date of a </w:t>
       </w:r>
       <w:r>
+        <w:rPr>
+          <w:highlight w:val="green"/>
+        </w:rPr>
         <w:t xml:space="preserve">given </w:t>
       </w:r>
       <w:r>
+        <w:rPr>
+          <w:highlight w:val="green"/>
+        </w:rPr>
         <w:t xml:space="preserve">line of treatment </w:t>
       </w:r>
       <w:r>
+        <w:rPr>
+          <w:highlight w:val="green"/>
+        </w:rPr>
         <w:t xml:space="preserve">is defined as the </w:t>
       </w:r>
       <w:r>
+        <w:rPr>
+          <w:highlight w:val="green"/>
+        </w:rPr>
         <w:t>earliest</w:t>
       </w:r>
       <w:r>
+        <w:rPr>
+          <w:highlight w:val="green"/>
+        </w:rPr>
         <w:t xml:space="preserve"> appointment date of the </w:t>
       </w:r>
       <w:r>
-        <w:t>first regimen within the line of treatment.</w:t>
+        <w:rPr>
+          <w:highlight w:val="green"/>
+        </w:rPr>
+        <w:t>first regimen within the line of treatment</w:t>
+      </w:r>
+      <w:r>
+        <w:t>.</w:t>
       </w:r>
     </w:p>
     <w:p>
@@ -313,11 +370,20 @@
           <w:ilvl w:val="0"/>
           <w:numId w:val="1"/>
         </w:numPr>
-      </w:pPr>
-      <w:r>
+        <w:rPr>
+          <w:highlight w:val="green"/>
+        </w:rPr>
+      </w:pPr>
+      <w:r>
+        <w:rPr>
+          <w:highlight w:val="green"/>
+        </w:rPr>
         <w:t>The e</w:t>
       </w:r>
       <w:r>
+        <w:rPr>
+          <w:highlight w:val="green"/>
+        </w:rPr>
         <w:t>nd date of a given line of treatment is defined as the earliest of:</w:t>
       </w:r>
     </w:p>
@@ -328,14 +394,26 @@
           <w:ilvl w:val="1"/>
           <w:numId w:val="1"/>
         </w:numPr>
-      </w:pPr>
-      <w:r>
+        <w:rPr>
+          <w:highlight w:val="green"/>
+        </w:rPr>
+      </w:pPr>
+      <w:r>
+        <w:rPr>
+          <w:highlight w:val="green"/>
+        </w:rPr>
         <w:t>The latest SACT appointment</w:t>
       </w:r>
       <w:r>
+        <w:rPr>
+          <w:highlight w:val="green"/>
+        </w:rPr>
         <w:t xml:space="preserve"> in the latest regimen of the line of treatment</w:t>
       </w:r>
       <w:r>
+        <w:rPr>
+          <w:highlight w:val="green"/>
+        </w:rPr>
         <w:t xml:space="preserve"> (for non-continuous treatments)</w:t>
       </w:r>
     </w:p>
@@ -346,11 +424,20 @@
           <w:ilvl w:val="1"/>
           <w:numId w:val="1"/>
         </w:numPr>
-      </w:pPr>
-      <w:r>
+        <w:rPr>
+          <w:highlight w:val="green"/>
+        </w:rPr>
+      </w:pPr>
+      <w:r>
+        <w:rPr>
+          <w:highlight w:val="green"/>
+        </w:rPr>
         <w:t>The day before the start of the next line of treatment</w:t>
       </w:r>
       <w:r>
+        <w:rPr>
+          <w:highlight w:val="green"/>
+        </w:rPr>
         <w:t xml:space="preserve"> (continuous treatments)</w:t>
       </w:r>
     </w:p>
@@ -361,11 +448,20 @@
           <w:ilvl w:val="1"/>
           <w:numId w:val="1"/>
         </w:numPr>
-      </w:pPr>
-      <w:r>
+        <w:rPr>
+          <w:highlight w:val="green"/>
+        </w:rPr>
+      </w:pPr>
+      <w:r>
+        <w:rPr>
+          <w:highlight w:val="green"/>
+        </w:rPr>
         <w:t>Patient date of deat</w:t>
       </w:r>
       <w:r>
+        <w:rPr>
+          <w:highlight w:val="green"/>
+        </w:rPr>
         <w:t>h</w:t>
       </w:r>
     </w:p>
@@ -382,31 +478,33 @@
           <w:ilvl w:val="0"/>
           <w:numId w:val="1"/>
         </w:numPr>
-      </w:pPr>
-      <w:r>
+        <w:rPr>
+          <w:highlight w:val="green"/>
+        </w:rPr>
+      </w:pPr>
+      <w:r>
+        <w:rPr>
+          <w:highlight w:val="green"/>
+        </w:rPr>
         <w:t xml:space="preserve">If treatments are prescribed with overlapping </w:t>
       </w:r>
       <w:r>
+        <w:rPr>
+          <w:highlight w:val="green"/>
+        </w:rPr>
         <w:t>dates,</w:t>
       </w:r>
       <w:r>
+        <w:rPr>
+          <w:highlight w:val="green"/>
+        </w:rPr>
         <w:t xml:space="preserve"> </w:t>
       </w:r>
       <w:r>
-        <w:t xml:space="preserve">they should be combined as one </w:t>
-      </w:r>
-      <w:commentRangeStart w:id="3"/>
-      <w:r>
-        <w:t>treatment</w:t>
-      </w:r>
-      <w:commentRangeEnd w:id="3"/>
-      <w:r>
-        <w:rPr>
-          <w:rStyle w:val="CommentReference"/>
-          <w:sz w:val="24"/>
-          <w:szCs w:val="24"/>
-        </w:rPr>
-        <w:commentReference w:id="3"/>
+        <w:rPr>
+          <w:highlight w:val="green"/>
+        </w:rPr>
+        <w:t>they should be combined as one treatment</w:t>
       </w:r>
     </w:p>
     <w:sectPr>
@@ -417,102 +515,6 @@
     </w:sectPr>
   </w:body>
 </w:document>
-</file>
-
-<file path=word/comments.xml><?xml version="1.0" encoding="utf-8"?>
-<w:comments xmlns:wpc="http://schemas.microsoft.com/office/word/2010/wordprocessingCanvas" xmlns:cx="http://schemas.microsoft.com/office/drawing/2014/chartex" xmlns:cx1="http://schemas.microsoft.com/office/drawing/2015/9/8/chartex" xmlns:cx2="http://schemas.microsoft.com/office/drawing/2015/10/21/chartex" xmlns:cx3="http://schemas.microsoft.com/office/drawing/2016/5/9/chartex" xmlns:cx4="http://schemas.microsoft.com/office/drawing/2016/5/10/chartex" xmlns:cx5="http://schemas.microsoft.com/office/drawing/2016/5/11/chartex" xmlns:cx6="http://schemas.microsoft.com/office/drawing/2016/5/12/chartex" xmlns:cx7="http://schemas.microsoft.com/office/drawing/2016/5/13/chartex" xmlns:cx8="http://schemas.microsoft.com/office/drawing/2016/5/14/chartex" xmlns:mc="http://schemas.openxmlformats.org/markup-compatibility/2006" xmlns:aink="http://schemas.microsoft.com/office/drawing/2016/ink" xmlns:am3d="http://schemas.microsoft.com/office/drawing/2017/model3d" xmlns:o="urn:schemas-microsoft-com:office:office" xmlns:oel="http://schemas.microsoft.com/office/2019/extlst" xmlns:r="http://schemas.openxmlformats.org/officeDocument/2006/relationships" xmlns:m="http://schemas.openxmlformats.org/officeDocument/2006/math" xmlns:v="urn:schemas-microsoft-com:vml" xmlns:wp14="http://schemas.microsoft.com/office/word/2010/wordprocessingDrawing" xmlns:wp="http://schemas.openxmlformats.org/drawingml/2006/wordprocessingDrawing" xmlns:w10="urn:schemas-microsoft-com:office:word" xmlns:w="http://schemas.openxmlformats.org/wordprocessingml/2006/main" xmlns:w14="http://schemas.microsoft.com/office/word/2010/wordml" xmlns:w15="http://schemas.microsoft.com/office/word/2012/wordml" xmlns:w16cex="http://schemas.microsoft.com/office/word/2018/wordml/cex" xmlns:w16cid="http://schemas.microsoft.com/office/word/2016/wordml/cid" xmlns:w16="http://schemas.microsoft.com/office/word/2018/wordml" xmlns:w16du="http://schemas.microsoft.com/office/word/2023/wordml/word16du" xmlns:w16sdtdh="http://schemas.microsoft.com/office/word/2020/wordml/sdtdatahash" xmlns:w16sdtfl="http://schemas.microsoft.com/office/word/2024/wordml/sdtformatlock" xmlns:w16se="http://schemas.microsoft.com/office/word/2015/wordml/symex" xmlns:wpg="http://schemas.microsoft.com/office/word/2010/wordprocessingGroup" xmlns:wpi="http://schemas.microsoft.com/office/word/2010/wordprocessingInk" xmlns:wne="http://schemas.microsoft.com/office/word/2006/wordml" xmlns:wps="http://schemas.microsoft.com/office/word/2010/wordprocessingShape" mc:Ignorable="w14 w15 w16se w16cid w16 w16cex w16sdtdh w16sdtfl w16du wp14">
-  <w:comment w:id="0" w:author="Rhona Hillis (NHS Greater Glasgow and Clyde)" w:date="2026-05-06T21:41:00Z" w:initials="RH">
-    <w:p>
-      <w:pPr>
-        <w:pStyle w:val="CommentText"/>
-      </w:pPr>
-      <w:r>
-        <w:rPr>
-          <w:rStyle w:val="CommentReference"/>
-        </w:rPr>
-        <w:annotationRef/>
-      </w:r>
-      <w:r>
-        <w:t>Pondering making this 56 days but currently favouring 28 days</w:t>
-      </w:r>
-    </w:p>
-  </w:comment>
-  <w:comment w:id="1" w:author="Rhona Hillis (NHS Greater Glasgow and Clyde)" w:date="2026-05-06T21:42:00Z" w:initials="RH">
-    <w:p>
-      <w:pPr>
-        <w:pStyle w:val="CommentText"/>
-      </w:pPr>
-      <w:r>
-        <w:rPr>
-          <w:rStyle w:val="CommentReference"/>
-        </w:rPr>
-        <w:annotationRef/>
-      </w:r>
-      <w:r>
-        <w:t xml:space="preserve">Need to add a second point about planned transplants that don’t go ahead </w:t>
-      </w:r>
-    </w:p>
-  </w:comment>
-  <w:comment w:id="2" w:author="Rhona Hillis (NHS Greater Glasgow and Clyde)" w:date="2026-05-06T21:43:00Z" w:initials="RH">
-    <w:p>
-      <w:pPr>
-        <w:pStyle w:val="CommentText"/>
-      </w:pPr>
-      <w:r>
-        <w:rPr>
-          <w:rStyle w:val="CommentReference"/>
-        </w:rPr>
-        <w:annotationRef/>
-      </w:r>
-      <w:r>
-        <w:t>Also think one patient over the 180 days - will have a think</w:t>
-      </w:r>
-    </w:p>
-  </w:comment>
-  <w:comment w:id="3" w:author="Rhona Hillis (NHS Greater Glasgow and Clyde)" w:date="2026-05-06T21:42:00Z" w:initials="RH">
-    <w:p>
-      <w:pPr>
-        <w:pStyle w:val="CommentText"/>
-      </w:pPr>
-      <w:r>
-        <w:rPr>
-          <w:rStyle w:val="CommentReference"/>
-        </w:rPr>
-        <w:annotationRef/>
-      </w:r>
-      <w:r>
-        <w:t>Seen a bit of this - please reword if needed.</w:t>
-      </w:r>
-    </w:p>
-  </w:comment>
-</w:comments>
-</file>
-
-<file path=word/commentsExtended.xml><?xml version="1.0" encoding="utf-8"?>
-<w15:commentsEx xmlns:wpc="http://schemas.microsoft.com/office/word/2010/wordprocessingCanvas" xmlns:cx="http://schemas.microsoft.com/office/drawing/2014/chartex" xmlns:cx1="http://schemas.microsoft.com/office/drawing/2015/9/8/chartex" xmlns:cx2="http://schemas.microsoft.com/office/drawing/2015/10/21/chartex" xmlns:cx3="http://schemas.microsoft.com/office/drawing/2016/5/9/chartex" xmlns:cx4="http://schemas.microsoft.com/office/drawing/2016/5/10/chartex" xmlns:cx5="http://schemas.microsoft.com/office/drawing/2016/5/11/chartex" xmlns:cx6="http://schemas.microsoft.com/office/drawing/2016/5/12/chartex" xmlns:cx7="http://schemas.microsoft.com/office/drawing/2016/5/13/chartex" xmlns:cx8="http://schemas.microsoft.com/office/drawing/2016/5/14/chartex" xmlns:mc="http://schemas.openxmlformats.org/markup-compatibility/2006" xmlns:aink="http://schemas.microsoft.com/office/drawing/2016/ink" xmlns:am3d="http://schemas.microsoft.com/office/drawing/2017/model3d" xmlns:o="urn:schemas-microsoft-com:office:office" xmlns:oel="http://schemas.microsoft.com/office/2019/extlst" xmlns:r="http://schemas.openxmlformats.org/officeDocument/2006/relationships" xmlns:m="http://schemas.openxmlformats.org/officeDocument/2006/math" xmlns:v="urn:schemas-microsoft-com:vml" xmlns:wp14="http://schemas.microsoft.com/office/word/2010/wordprocessingDrawing" xmlns:wp="http://schemas.openxmlformats.org/drawingml/2006/wordprocessingDrawing" xmlns:w10="urn:schemas-microsoft-com:office:word" xmlns:w="http://schemas.openxmlformats.org/wordprocessingml/2006/main" xmlns:w14="http://schemas.microsoft.com/office/word/2010/wordml" xmlns:w15="http://schemas.microsoft.com/office/word/2012/wordml" xmlns:w16cex="http://schemas.microsoft.com/office/word/2018/wordml/cex" xmlns:w16cid="http://schemas.microsoft.com/office/word/2016/wordml/cid" xmlns:w16="http://schemas.microsoft.com/office/word/2018/wordml" xmlns:w16du="http://schemas.microsoft.com/office/word/2023/wordml/word16du" xmlns:w16sdtdh="http://schemas.microsoft.com/office/word/2020/wordml/sdtdatahash" xmlns:w16sdtfl="http://schemas.microsoft.com/office/word/2024/wordml/sdtformatlock" xmlns:w16se="http://schemas.microsoft.com/office/word/2015/wordml/symex" xmlns:wpg="http://schemas.microsoft.com/office/word/2010/wordprocessingGroup" xmlns:wpi="http://schemas.microsoft.com/office/word/2010/wordprocessingInk" xmlns:wne="http://schemas.microsoft.com/office/word/2006/wordml" xmlns:wps="http://schemas.microsoft.com/office/word/2010/wordprocessingShape" mc:Ignorable="w14 w15 w16se w16cid w16 w16cex w16sdtdh w16sdtfl w16du wp14">
-  <w15:commentEx w15:paraId="78B7D19F" w15:done="0"/>
-  <w15:commentEx w15:paraId="1A18826B" w15:done="0"/>
-  <w15:commentEx w15:paraId="2EC6AD9D" w15:paraIdParent="1A18826B" w15:done="0"/>
-  <w15:commentEx w15:paraId="7E2E3A42" w15:done="0"/>
-</w15:commentsEx>
-</file>
-
-<file path=word/commentsExtensible.xml><?xml version="1.0" encoding="utf-8"?>
-<w16cex:commentsExtensible xmlns:wpc="http://schemas.microsoft.com/office/word/2010/wordprocessingCanvas" xmlns:cx="http://schemas.microsoft.com/office/drawing/2014/chartex" xmlns:cx1="http://schemas.microsoft.com/office/drawing/2015/9/8/chartex" xmlns:cx2="http://schemas.microsoft.com/office/drawing/2015/10/21/chartex" xmlns:cx3="http://schemas.microsoft.com/office/drawing/2016/5/9/chartex" xmlns:cx4="http://schemas.microsoft.com/office/drawing/2016/5/10/chartex" xmlns:cx5="http://schemas.microsoft.com/office/drawing/2016/5/11/chartex" xmlns:cx6="http://schemas.microsoft.com/office/drawing/2016/5/12/chartex" xmlns:cx7="http://schemas.microsoft.com/office/drawing/2016/5/13/chartex" xmlns:cx8="http://schemas.microsoft.com/office/drawing/2016/5/14/chartex" xmlns:cr="http://schemas.microsoft.com/office/comments/2020/reactions" xmlns:mc="http://schemas.openxmlformats.org/markup-compatibility/2006" xmlns:aink="http://schemas.microsoft.com/office/drawing/2016/ink" xmlns:am3d="http://schemas.microsoft.com/office/drawing/2017/model3d" xmlns:o="urn:schemas-microsoft-com:office:office" xmlns:oel="http://schemas.microsoft.com/office/2019/extlst" xmlns:r="http://schemas.openxmlformats.org/officeDocument/2006/relationships" xmlns:m="http://schemas.openxmlformats.org/officeDocument/2006/math" xmlns:v="urn:schemas-microsoft-com:vml" xmlns:wp14="http://schemas.microsoft.com/office/word/2010/wordprocessingDrawing" xmlns:wp="http://schemas.openxmlformats.org/drawingml/2006/wordprocessingDrawing" xmlns:w10="urn:schemas-microsoft-com:office:word" xmlns:w="http://schemas.openxmlformats.org/wordprocessingml/2006/main" xmlns:w14="http://schemas.microsoft.com/office/word/2010/wordml" xmlns:w15="http://schemas.microsoft.com/office/word/2012/wordml" xmlns:w16cex="http://schemas.microsoft.com/office/word/2018/wordml/cex" xmlns:w16cid="http://schemas.microsoft.com/office/word/2016/wordml/cid" xmlns:w16="http://schemas.microsoft.com/office/word/2018/wordml" xmlns:w16du="http://schemas.microsoft.com/office/word/2023/wordml/word16du" xmlns:w16sdtdh="http://schemas.microsoft.com/office/word/2020/wordml/sdtdatahash" xmlns:w16sdtfl="http://schemas.microsoft.com/office/word/2024/wordml/sdtformatlock" xmlns:w16se="http://schemas.microsoft.com/office/word/2015/wordml/symex" xmlns:wpg="http://schemas.microsoft.com/office/word/2010/wordprocessingGroup" xmlns:wpi="http://schemas.microsoft.com/office/word/2010/wordprocessingInk" xmlns:wne="http://schemas.microsoft.com/office/word/2006/wordml" xmlns:wps="http://schemas.microsoft.com/office/word/2010/wordprocessingShape" mc:Ignorable="w14 w15 w16se w16cid w16 w16cex w16sdtdh w16sdtfl cr w16du wp14">
-  <w16cex:commentExtensible w16cex:durableId="7EAE1944" w16cex:dateUtc="2026-05-06T20:41:00Z"/>
-  <w16cex:commentExtensible w16cex:durableId="5C24AF33" w16cex:dateUtc="2026-05-06T20:42:00Z"/>
-  <w16cex:commentExtensible w16cex:durableId="25F63C26" w16cex:dateUtc="2026-05-06T20:43:00Z"/>
-  <w16cex:commentExtensible w16cex:durableId="04881D8B" w16cex:dateUtc="2026-05-06T20:42:00Z"/>
-</w16cex:commentsExtensible>
-</file>
-
-<file path=word/commentsIds.xml><?xml version="1.0" encoding="utf-8"?>
-<w16cid:commentsIds xmlns:wpc="http://schemas.microsoft.com/office/word/2010/wordprocessingCanvas" xmlns:cx="http://schemas.microsoft.com/office/drawing/2014/chartex" xmlns:cx1="http://schemas.microsoft.com/office/drawing/2015/9/8/chartex" xmlns:cx2="http://schemas.microsoft.com/office/drawing/2015/10/21/chartex" xmlns:cx3="http://schemas.microsoft.com/office/drawing/2016/5/9/chartex" xmlns:cx4="http://schemas.microsoft.com/office/drawing/2016/5/10/chartex" xmlns:cx5="http://schemas.microsoft.com/office/drawing/2016/5/11/chartex" xmlns:cx6="http://schemas.microsoft.com/office/drawing/2016/5/12/chartex" xmlns:cx7="http://schemas.microsoft.com/office/drawing/2016/5/13/chartex" xmlns:cx8="http://schemas.microsoft.com/office/drawing/2016/5/14/chartex" xmlns:mc="http://schemas.openxmlformats.org/markup-compatibility/2006" xmlns:aink="http://schemas.microsoft.com/office/drawing/2016/ink" xmlns:am3d="http://schemas.microsoft.com/office/drawing/2017/model3d" xmlns:o="urn:schemas-microsoft-com:office:office" xmlns:oel="http://schemas.microsoft.com/office/2019/extlst" xmlns:r="http://schemas.openxmlformats.org/officeDocument/2006/relationships" xmlns:m="http://schemas.openxmlformats.org/officeDocument/2006/math" xmlns:v="urn:schemas-microsoft-com:vml" xmlns:wp14="http://schemas.microsoft.com/office/word/2010/wordprocessingDrawing" xmlns:wp="http://schemas.openxmlformats.org/drawingml/2006/wordprocessingDrawing" xmlns:w10="urn:schemas-microsoft-com:office:word" xmlns:w="http://schemas.openxmlformats.org/wordprocessingml/2006/main" xmlns:w14="http://schemas.microsoft.com/office/word/2010/wordml" xmlns:w15="http://schemas.microsoft.com/office/word/2012/wordml" xmlns:w16cex="http://schemas.microsoft.com/office/word/2018/wordml/cex" xmlns:w16cid="http://schemas.microsoft.com/office/word/2016/wordml/cid" xmlns:w16="http://schemas.microsoft.com/office/word/2018/wordml" xmlns:w16du="http://schemas.microsoft.com/office/word/2023/wordml/word16du" xmlns:w16sdtdh="http://schemas.microsoft.com/office/word/2020/wordml/sdtdatahash" xmlns:w16sdtfl="http://schemas.microsoft.com/office/word/2024/wordml/sdtformatlock" xmlns:w16se="http://schemas.microsoft.com/office/word/2015/wordml/symex" xmlns:wpg="http://schemas.microsoft.com/office/word/2010/wordprocessingGroup" xmlns:wpi="http://schemas.microsoft.com/office/word/2010/wordprocessingInk" xmlns:wne="http://schemas.microsoft.com/office/word/2006/wordml" xmlns:wps="http://schemas.microsoft.com/office/word/2010/wordprocessingShape" mc:Ignorable="w14 w15 w16se w16cid w16 w16cex w16sdtdh w16sdtfl w16du wp14">
-  <w16cid:commentId w16cid:paraId="78B7D19F" w16cid:durableId="7EAE1944"/>
-  <w16cid:commentId w16cid:paraId="1A18826B" w16cid:durableId="5C24AF33"/>
-  <w16cid:commentId w16cid:paraId="2EC6AD9D" w16cid:durableId="25F63C26"/>
-  <w16cid:commentId w16cid:paraId="7E2E3A42" w16cid:durableId="04881D8B"/>
-</w16cid:commentsIds>
 </file>
 
 <file path=word/numbering.xml><?xml version="1.0" encoding="utf-8"?>
@@ -702,14 +704,6 @@
     <w:abstractNumId w:val="0"/>
   </w:num>
 </w:numbering>
-</file>
-
-<file path=word/people.xml><?xml version="1.0" encoding="utf-8"?>
-<w15:people xmlns:wpc="http://schemas.microsoft.com/office/word/2010/wordprocessingCanvas" xmlns:cx="http://schemas.microsoft.com/office/drawing/2014/chartex" xmlns:cx1="http://schemas.microsoft.com/office/drawing/2015/9/8/chartex" xmlns:cx2="http://schemas.microsoft.com/office/drawing/2015/10/21/chartex" xmlns:cx3="http://schemas.microsoft.com/office/drawing/2016/5/9/chartex" xmlns:cx4="http://schemas.microsoft.com/office/drawing/2016/5/10/chartex" xmlns:cx5="http://schemas.microsoft.com/office/drawing/2016/5/11/chartex" xmlns:cx6="http://schemas.microsoft.com/office/drawing/2016/5/12/chartex" xmlns:cx7="http://schemas.microsoft.com/office/drawing/2016/5/13/chartex" xmlns:cx8="http://schemas.microsoft.com/office/drawing/2016/5/14/chartex" xmlns:mc="http://schemas.openxmlformats.org/markup-compatibility/2006" xmlns:aink="http://schemas.microsoft.com/office/drawing/2016/ink" xmlns:am3d="http://schemas.microsoft.com/office/drawing/2017/model3d" xmlns:o="urn:schemas-microsoft-com:office:office" xmlns:oel="http://schemas.microsoft.com/office/2019/extlst" xmlns:r="http://schemas.openxmlformats.org/officeDocument/2006/relationships" xmlns:m="http://schemas.openxmlformats.org/officeDocument/2006/math" xmlns:v="urn:schemas-microsoft-com:vml" xmlns:wp14="http://schemas.microsoft.com/office/word/2010/wordprocessingDrawing" xmlns:wp="http://schemas.openxmlformats.org/drawingml/2006/wordprocessingDrawing" xmlns:w10="urn:schemas-microsoft-com:office:word" xmlns:w="http://schemas.openxmlformats.org/wordprocessingml/2006/main" xmlns:w14="http://schemas.microsoft.com/office/word/2010/wordml" xmlns:w15="http://schemas.microsoft.com/office/word/2012/wordml" xmlns:w16cex="http://schemas.microsoft.com/office/word/2018/wordml/cex" xmlns:w16cid="http://schemas.microsoft.com/office/word/2016/wordml/cid" xmlns:w16="http://schemas.microsoft.com/office/word/2018/wordml" xmlns:w16du="http://schemas.microsoft.com/office/word/2023/wordml/word16du" xmlns:w16sdtdh="http://schemas.microsoft.com/office/word/2020/wordml/sdtdatahash" xmlns:w16sdtfl="http://schemas.microsoft.com/office/word/2024/wordml/sdtformatlock" xmlns:w16se="http://schemas.microsoft.com/office/word/2015/wordml/symex" xmlns:wpg="http://schemas.microsoft.com/office/word/2010/wordprocessingGroup" xmlns:wpi="http://schemas.microsoft.com/office/word/2010/wordprocessingInk" xmlns:wne="http://schemas.microsoft.com/office/word/2006/wordml" xmlns:wps="http://schemas.microsoft.com/office/word/2010/wordprocessingShape" mc:Ignorable="w14 w15 w16se w16cid w16 w16cex w16sdtdh w16sdtfl w16du wp14">
-  <w15:person w15:author="Rhona Hillis (NHS Greater Glasgow and Clyde)">
-    <w15:presenceInfo w15:providerId="AD" w15:userId="S::Rhona.Hillis@xggc.scot.nhs.uk::917b9f94-3242-4129-b11a-965ac91f99e5"/>
-  </w15:person>
-</w15:people>
 </file>
 
 <file path=word/styles.xml><?xml version="1.0" encoding="utf-8"?>
